--- a/patent/[专利]色温复用宽谱光的高光谱成像.docx
+++ b/patent/[专利]色温复用宽谱光的高光谱成像.docx
@@ -12,21 +12,15 @@
         <w:rPr>
           <w:rFonts w:ascii="Times New Roman" w:eastAsia="楷体" w:hAnsi="Times New Roman" w:cs="Times New Roman"/>
         </w:rPr>
-        <w:t>发明人：何</w:t>
+        <w:t>发明人：何赛灵</w:t>
+      </w:r>
+      <w:r>
+        <w:rPr>
+          <w:rFonts w:ascii="Times New Roman" w:eastAsia="楷体" w:hAnsi="Times New Roman" w:cs="Times New Roman"/>
+        </w:rPr>
+        <w:t xml:space="preserve"> </w:t>
       </w:r>
       <w:proofErr w:type="gramStart"/>
-      <w:r>
-        <w:rPr>
-          <w:rFonts w:ascii="Times New Roman" w:eastAsia="楷体" w:hAnsi="Times New Roman" w:cs="Times New Roman"/>
-        </w:rPr>
-        <w:t>赛灵</w:t>
-      </w:r>
-      <w:r>
-        <w:rPr>
-          <w:rFonts w:ascii="Times New Roman" w:eastAsia="楷体" w:hAnsi="Times New Roman" w:cs="Times New Roman"/>
-        </w:rPr>
-        <w:t xml:space="preserve"> </w:t>
-      </w:r>
       <w:r>
         <w:rPr>
           <w:rFonts w:ascii="Times New Roman" w:eastAsia="楷体" w:hAnsi="Times New Roman" w:cs="Times New Roman"/>
@@ -57,16 +51,8 @@
         <w:rPr>
           <w:rFonts w:ascii="Times New Roman" w:eastAsia="楷体" w:hAnsi="Times New Roman" w:cs="Times New Roman"/>
         </w:rPr>
-        <w:t>负责老师：</w:t>
-      </w:r>
-      <w:proofErr w:type="gramStart"/>
-      <w:r>
-        <w:rPr>
-          <w:rFonts w:ascii="Times New Roman" w:eastAsia="楷体" w:hAnsi="Times New Roman" w:cs="Times New Roman"/>
-        </w:rPr>
-        <w:t>何赛灵</w:t>
-      </w:r>
-      <w:proofErr w:type="gramEnd"/>
+        <w:t>负责老师：何赛灵</w:t>
+      </w:r>
       <w:r>
         <w:rPr>
           <w:rFonts w:ascii="Times New Roman" w:eastAsia="楷体" w:hAnsi="Times New Roman" w:cs="Times New Roman"/>
@@ -271,6 +257,7 @@
           <w:ilvl w:val="0"/>
           <w:numId w:val="1"/>
         </w:numPr>
+        <w:ind w:firstLine="420"/>
         <w:rPr>
           <w:rFonts w:ascii="Times New Roman" w:eastAsia="楷体" w:hAnsi="Times New Roman" w:cs="Times New Roman"/>
         </w:rPr>
@@ -709,6 +696,7 @@
           <w:ilvl w:val="0"/>
           <w:numId w:val="1"/>
         </w:numPr>
+        <w:ind w:firstLine="420"/>
         <w:rPr>
           <w:rFonts w:ascii="Times New Roman" w:eastAsia="楷体" w:hAnsi="Times New Roman" w:cs="Times New Roman"/>
         </w:rPr>
@@ -927,6 +915,7 @@
           <w:ilvl w:val="0"/>
           <w:numId w:val="1"/>
         </w:numPr>
+        <w:ind w:firstLine="420"/>
         <w:rPr>
           <w:rFonts w:ascii="Times New Roman" w:eastAsia="楷体" w:hAnsi="Times New Roman" w:cs="Times New Roman"/>
         </w:rPr>
@@ -1211,14 +1200,14 @@
         <w:rPr>
           <w:rFonts w:ascii="Times New Roman" w:eastAsia="楷体" w:hAnsi="Times New Roman" w:cs="Times New Roman" w:hint="eastAsia"/>
         </w:rPr>
-        <w:t>）实时监测并自</w:t>
+        <w:t>）实时</w:t>
       </w:r>
       <w:r>
         <w:rPr>
           <w:rFonts w:ascii="Times New Roman" w:eastAsia="楷体" w:hAnsi="Times New Roman" w:cs="Times New Roman" w:hint="eastAsia"/>
         </w:rPr>
         <w:lastRenderedPageBreak/>
-        <w:t>适应调整照明参数，保障系统稳定运行与成像质量。</w:t>
+        <w:t>监测并自适应调整照明参数，保障系统稳定运行与成像质量。</w:t>
       </w:r>
     </w:p>
     <w:p>
@@ -1228,6 +1217,7 @@
           <w:ilvl w:val="0"/>
           <w:numId w:val="1"/>
         </w:numPr>
+        <w:ind w:firstLine="420"/>
         <w:rPr>
           <w:rFonts w:ascii="Times New Roman" w:eastAsia="楷体" w:hAnsi="Times New Roman" w:cs="Times New Roman"/>
         </w:rPr>
@@ -2820,14 +2810,7 @@
         <w:rPr>
           <w:rFonts w:ascii="Times New Roman" w:eastAsia="楷体" w:hAnsi="Times New Roman" w:cs="Times New Roman" w:hint="eastAsia"/>
         </w:rPr>
-        <w:t>有效突破了传统主动式</w:t>
-      </w:r>
-      <w:r>
-        <w:rPr>
-          <w:rFonts w:ascii="Times New Roman" w:eastAsia="楷体" w:hAnsi="Times New Roman" w:cs="Times New Roman" w:hint="eastAsia"/>
-        </w:rPr>
-        <w:lastRenderedPageBreak/>
-        <w:t>高光谱成像系统在采集速度和编码效率上的瓶颈，显著提升时间分辨率与光谱编码效率，从而满足高信噪比、高速</w:t>
+        <w:t>有效突破了传统主动式高光谱成像系统在采集速度和编码效率上的瓶颈，显著提升时间分辨率与光谱编码效率，从而满足高信噪比、高速</w:t>
       </w:r>
       <w:proofErr w:type="gramStart"/>
       <w:r>
@@ -4772,7 +4755,6 @@
             <w:rPr>
               <w:rFonts w:ascii="Cambria Math" w:hAnsi="Cambria Math" w:cs="Times New Roman"/>
             </w:rPr>
-            <w:lastRenderedPageBreak/>
             <m:t>Y</m:t>
           </m:r>
           <m:r>
@@ -5634,7 +5616,6 @@
         <w:rPr>
           <w:noProof/>
         </w:rPr>
-        <w:lastRenderedPageBreak/>
         <w:drawing>
           <wp:inline distT="0" distB="0" distL="114300" distR="114300" wp14:anchorId="7B11E14C" wp14:editId="77FD07A2">
             <wp:extent cx="4084320" cy="2785745"/>
@@ -5899,7 +5880,6 @@
         <w:rPr>
           <w:noProof/>
         </w:rPr>
-        <w:lastRenderedPageBreak/>
         <w:drawing>
           <wp:inline distT="0" distB="0" distL="114300" distR="114300" wp14:anchorId="5551654B" wp14:editId="2EA7D69F">
             <wp:extent cx="5262245" cy="2924810"/>
